--- a/colney/nba_sampling_distributions/module/nba_sampling_dist_worksheet.docx
+++ b/colney/nba_sampling_distributions/module/nba_sampling_dist_worksheet.docx
@@ -23,7 +23,7 @@
         <w:pStyle w:val="BodyText"/>
       </w:pPr>
       <w:r>
-        <w:t>At the heart of this title run was Shai Gilgeous-Alexander (SGA), who led the league in scoring, was NBA MVP and capped off the season by earning the Finals MVP. His scoring consistency and ability to take over games made him one of the most dominant offensive forces in the league. This dataset, which contains SGA’s point totals from every regular season game, offers a snapshot of one of the most impressive individual season in recent NBA history.</w:t>
+        <w:t>At the heart of this title run was Shai Gilgeous-Alexander (SGA), who led the league in scoring, was named NBA MVP and capped off the season by earning the Finals MVP. His scoring consistency and ability to take over games made him one of the most dominant offensive forces in the league. This dataset, which contains SGA’s point totals from every regular season game, offers a snapshot of one of the most impressive individual season in recent NBA history.</w:t>
       </w:r>
     </w:p>
     <w:p>
@@ -55,15 +55,15 @@
           <w:noProof/>
         </w:rPr>
         <w:drawing>
-          <wp:anchor distT="0" distB="0" distL="114300" distR="114300" simplePos="0" relativeHeight="251658240" behindDoc="1" locked="0" layoutInCell="1" allowOverlap="1" wp14:anchorId="222CB40E" wp14:editId="5B63ED45">
+          <wp:anchor distT="0" distB="0" distL="114300" distR="114300" simplePos="0" relativeHeight="251658240" behindDoc="1" locked="0" layoutInCell="1" allowOverlap="1" wp14:anchorId="5C21CA26" wp14:editId="2381EAFB">
             <wp:simplePos x="0" y="0"/>
             <wp:positionH relativeFrom="column">
-              <wp:posOffset>0</wp:posOffset>
+              <wp:posOffset>-139700</wp:posOffset>
             </wp:positionH>
             <wp:positionV relativeFrom="paragraph">
-              <wp:posOffset>97790</wp:posOffset>
+              <wp:posOffset>151130</wp:posOffset>
             </wp:positionV>
-            <wp:extent cx="3984625" cy="3187700"/>
+            <wp:extent cx="4572000" cy="3657600"/>
             <wp:effectExtent l="0" t="0" r="0" b="0"/>
             <wp:wrapSquare wrapText="bothSides"/>
             <wp:docPr id="21" name="Picture"/>
@@ -92,7 +92,7 @@
                   <pic:spPr bwMode="auto">
                     <a:xfrm>
                       <a:off x="0" y="0"/>
-                      <a:ext cx="3984625" cy="3187700"/>
+                      <a:ext cx="4572000" cy="3657600"/>
                     </a:xfrm>
                     <a:prstGeom prst="rect">
                       <a:avLst/>
@@ -138,9 +138,35 @@
     </w:p>
     <w:p>
       <w:pPr>
+        <w:pStyle w:val="BodyText"/>
+      </w:pPr>
+    </w:p>
+    <w:p>
+      <w:pPr>
+        <w:pStyle w:val="BodyText"/>
+      </w:pPr>
+    </w:p>
+    <w:p>
+      <w:pPr>
+        <w:pStyle w:val="BodyText"/>
+      </w:pPr>
+    </w:p>
+    <w:p>
+      <w:pPr>
+        <w:pStyle w:val="BodyText"/>
+      </w:pPr>
+    </w:p>
+    <w:p>
+      <w:pPr>
+        <w:pStyle w:val="BodyText"/>
+      </w:pPr>
+    </w:p>
+    <w:p>
+      <w:pPr>
         <w:pStyle w:val="Heading1"/>
       </w:pPr>
       <w:r>
+        <w:lastRenderedPageBreak/>
         <w:t>2. Simulating an NBA Finals Scenario</w:t>
       </w:r>
     </w:p>
@@ -173,11 +199,6 @@
         <w:t>Describe the shape, center, and spread of the sampling distribution you generated.</w:t>
       </w:r>
     </w:p>
-    <w:p>
-      <w:pPr>
-        <w:ind w:left="360"/>
-      </w:pPr>
-    </w:p>
     <w:p/>
     <w:p/>
     <w:p/>
@@ -210,7 +231,7 @@
         <w:pStyle w:val="FirstParagraph"/>
       </w:pPr>
       <w:r>
-        <w:t>Now set the sample to 23 to mimic the Oklahoma City Thunder’s 2025 playoff run, and generate 1000 samples</w:t>
+        <w:t>Now set the sample size to 23 to mimic the Oklahoma City Thunder’s 2025 playoff run, and generate 1000 samples</w:t>
       </w:r>
     </w:p>
     <w:p>
@@ -224,21 +245,9 @@
         <w:t>Describe the shape, center, and spread of the sampling distribution you generated.</w:t>
       </w:r>
     </w:p>
-    <w:p>
-      <w:pPr>
-        <w:ind w:left="720"/>
-      </w:pPr>
-    </w:p>
-    <w:p>
-      <w:pPr>
-        <w:ind w:left="720"/>
-      </w:pPr>
-    </w:p>
-    <w:p>
-      <w:pPr>
-        <w:ind w:left="720"/>
-      </w:pPr>
-    </w:p>
+    <w:p/>
+    <w:p/>
+    <w:p/>
     <w:p>
       <w:pPr>
         <w:numPr>
@@ -247,25 +256,12 @@
         </w:numPr>
       </w:pPr>
       <w:r>
-        <w:lastRenderedPageBreak/>
         <w:t>SGA’s actual points per game in the 2025 NBA Playoffs was 29.9. Based on your sampling distribution, does this seem unusually high, unusually low, or fairly typical? Explain your reasoning.</w:t>
       </w:r>
     </w:p>
-    <w:p>
-      <w:pPr>
-        <w:ind w:left="720"/>
-      </w:pPr>
-    </w:p>
-    <w:p>
-      <w:pPr>
-        <w:ind w:left="720"/>
-      </w:pPr>
-    </w:p>
-    <w:p>
-      <w:pPr>
-        <w:ind w:left="720"/>
-      </w:pPr>
-    </w:p>
+    <w:p/>
+    <w:p/>
+    <w:p/>
     <w:p>
       <w:pPr>
         <w:pStyle w:val="Heading1"/>
@@ -273,6 +269,7 @@
       <w:bookmarkStart w:id="2" w:name="general-rules-and-trends"/>
       <w:bookmarkEnd w:id="1"/>
       <w:r>
+        <w:lastRenderedPageBreak/>
         <w:t>4. General Rules and Trends</w:t>
       </w:r>
     </w:p>
@@ -281,18 +278,8 @@
         <w:pStyle w:val="FirstParagraph"/>
       </w:pPr>
       <w:r>
-        <w:t>Based on your two simulations, using sample sizes of 7 and 23, what general patterns or trends do you notice about the shape, center, and spread of sampling distributions?</w:t>
+        <w:t>Based on your two simulations, using sample sizes of 7 and 23, what general patterns or trends do you notice about the shape, center, and spread of the sampling distributions?</w:t>
       </w:r>
-    </w:p>
-    <w:p>
-      <w:pPr>
-        <w:pStyle w:val="BodyText"/>
-      </w:pPr>
-    </w:p>
-    <w:p>
-      <w:pPr>
-        <w:pStyle w:val="BodyText"/>
-      </w:pPr>
     </w:p>
     <w:p>
       <w:pPr>
@@ -324,25 +311,10 @@
         <w:pStyle w:val="FirstParagraph"/>
       </w:pPr>
       <w:r>
-        <w:t>In the simulations you ran, the sampling distributions started to look more consistent in shape and spread as the sample size increased. Why do you think this happens?</w:t>
+        <w:t>As the sample size increased from 7 to 23, the sampling distributions began to look more symmetric and bell-shaped. Why do you think this happened? What kind of distribution does the sampled means seem to resemble?</w:t>
       </w:r>
     </w:p>
-    <w:p>
-      <w:pPr>
-        <w:pStyle w:val="BodyText"/>
-      </w:pPr>
-    </w:p>
-    <w:p>
-      <w:pPr>
-        <w:pStyle w:val="BodyText"/>
-      </w:pPr>
-    </w:p>
     <w:bookmarkEnd w:id="3"/>
-    <w:p>
-      <w:pPr>
-        <w:pStyle w:val="BodyText"/>
-      </w:pPr>
-    </w:p>
     <w:sectPr>
       <w:pgSz w:w="12240" w:h="15840"/>
       <w:pgMar w:top="1440" w:right="1440" w:bottom="1440" w:left="1440" w:header="720" w:footer="720" w:gutter="0"/>
@@ -357,7 +329,7 @@
   <w:abstractNum w:abstractNumId="0" w15:restartNumberingAfterBreak="0">
     <w:nsid w:val="0000A990"/>
     <w:multiLevelType w:val="multilevel"/>
-    <w:tmpl w:val="5002B74E"/>
+    <w:tmpl w:val="2EA2845C"/>
     <w:lvl w:ilvl="0">
       <w:numFmt w:val="bullet"/>
       <w:lvlText w:val=" "/>
@@ -434,7 +406,7 @@
   <w:abstractNum w:abstractNumId="1" w15:restartNumberingAfterBreak="0">
     <w:nsid w:val="00A99411"/>
     <w:multiLevelType w:val="multilevel"/>
-    <w:tmpl w:val="7A601D36"/>
+    <w:tmpl w:val="696CAF1C"/>
     <w:lvl w:ilvl="0">
       <w:start w:val="1"/>
       <w:numFmt w:val="decimal"/>
@@ -520,7 +492,7 @@
   <w:abstractNum w:abstractNumId="2" w15:restartNumberingAfterBreak="0">
     <w:nsid w:val="00A99711"/>
     <w:multiLevelType w:val="multilevel"/>
-    <w:tmpl w:val="FAAC55C6"/>
+    <w:tmpl w:val="33140F94"/>
     <w:lvl w:ilvl="0">
       <w:start w:val="1"/>
       <w:numFmt w:val="lowerLetter"/>
@@ -603,10 +575,10 @@
       </w:pPr>
     </w:lvl>
   </w:abstractNum>
-  <w:num w:numId="1" w16cid:durableId="1410614307">
+  <w:num w:numId="1" w16cid:durableId="1824002582">
     <w:abstractNumId w:val="0"/>
   </w:num>
-  <w:num w:numId="2" w16cid:durableId="971250776">
+  <w:num w:numId="2" w16cid:durableId="861170035">
     <w:abstractNumId w:val="1"/>
     <w:lvlOverride w:ilvl="0">
       <w:startOverride w:val="1"/>
@@ -636,7 +608,7 @@
       <w:startOverride w:val="1"/>
     </w:lvlOverride>
   </w:num>
-  <w:num w:numId="3" w16cid:durableId="713433896">
+  <w:num w:numId="3" w16cid:durableId="1796214858">
     <w:abstractNumId w:val="2"/>
     <w:lvlOverride w:ilvl="0">
       <w:startOverride w:val="1"/>
@@ -666,7 +638,7 @@
       <w:startOverride w:val="1"/>
     </w:lvlOverride>
   </w:num>
-  <w:num w:numId="4" w16cid:durableId="2048528324">
+  <w:num w:numId="4" w16cid:durableId="589781270">
     <w:abstractNumId w:val="2"/>
     <w:lvlOverride w:ilvl="0">
       <w:startOverride w:val="1"/>
